--- a/Templates/промежуточные_особые/внести Обездвижка/бд ртк правопреемство -.docx
+++ b/Templates/промежуточные_особые/внести Обездвижка/бд ртк правопреемство -.docx
@@ -304,7 +304,7 @@
     <w:p>
       <w:pPr>
         <w:tabs>
-          <w:tab w:val="left" w:pos="6300"/>
+          <w:tab w:pos="9354" w:val="right"/>
         </w:tabs>
         <w:rPr>
           <w:bCs/>
@@ -314,19 +314,16 @@
         <w:t>[66]</w:t>
       </w:r>
       <w:r>
-        <w:t xml:space="preserve">                                        </w:t>
+        <w:tab/>
       </w:r>
-      <w:r>
-        <w:t xml:space="preserve">                                                               </w:t>
-      </w:r>
+      <w:r/>
       <w:r>
         <w:rPr>
           <w:lang w:val="en-US"/>
         </w:rPr>
-        <w:t xml:space="preserve">        </w:t>
       </w:r>
       <w:r>
-        <w:t xml:space="preserve">   Дело № </w:t>
+        <w:t xml:space="preserve">Дело № </w:t>
       </w:r>
       <w:r>
         <w:t>[1]-</w:t>
@@ -862,13 +859,17 @@
     </w:p>
     <w:p>
       <w:pPr>
+        <w:tabs>
+          <w:tab w:pos="9354" w:val="right"/>
+        </w:tabs>
         <w:jc w:val="both"/>
         <w:rPr>
           <w:lang w:val="en-US"/>
         </w:rPr>
       </w:pPr>
       <w:r>
-        <w:t xml:space="preserve">Судья                                                                                                                            </w:t>
+        <w:t>Судья</w:t>
+        <w:tab/>
       </w:r>
       <w:r>
         <w:rPr>
